--- a/paper/中村倫太郎_WISS_demo_2026.docx
+++ b/paper/中村倫太郎_WISS_demo_2026.docx
@@ -100,7 +100,7 @@
                                 <w:ind w:right="78" w:firstLineChars="0" w:firstLine="0"/>
                                 <w:jc w:val="right"/>
                                 <w:rPr>
-                                  <w:rFonts w:ascii="Arial Unicode MS" w:eastAsia="Arial Unicode MS" w:hAnsi="Arial Unicode MS" w:cs="Arial Unicode MS" w:hint="eastAsia"/>
+                                  <w:rFonts w:ascii="Arial Unicode MS" w:eastAsia="Arial Unicode MS" w:hAnsi="Arial Unicode MS" w:cs="Arial Unicode MS"/>
                                   <w:sz w:val="12"/>
                                   <w:szCs w:val="10"/>
                                 </w:rPr>
@@ -250,7 +250,7 @@
                           <w:ind w:right="78" w:firstLineChars="0" w:firstLine="0"/>
                           <w:jc w:val="right"/>
                           <w:rPr>
-                            <w:rFonts w:ascii="Arial Unicode MS" w:eastAsia="Arial Unicode MS" w:hAnsi="Arial Unicode MS" w:cs="Arial Unicode MS" w:hint="eastAsia"/>
+                            <w:rFonts w:ascii="Arial Unicode MS" w:eastAsia="Arial Unicode MS" w:hAnsi="Arial Unicode MS" w:cs="Arial Unicode MS"/>
                             <w:sz w:val="12"/>
                             <w:szCs w:val="10"/>
                           </w:rPr>
@@ -457,54 +457,6 @@
                                   <w:szCs w:val="16"/>
                                 </w:rPr>
                               </w:pPr>
-                              <w:r>
-                                <w:rPr>
-                                  <w:rFonts w:hint="eastAsia"/>
-                                  <w:spacing w:val="-16"/>
-                                  <w:szCs w:val="16"/>
-                                </w:rPr>
-                                <w:t>（以下に著者の所属を記入する．</w:t>
-                              </w:r>
-                              <w:r>
-                                <w:rPr>
-                                  <w:rFonts w:hint="eastAsia"/>
-                                  <w:spacing w:val="-16"/>
-                                  <w:szCs w:val="16"/>
-                                </w:rPr>
-                                <w:t>英語表記は不要</w:t>
-                              </w:r>
-                              <w:r>
-                                <w:rPr>
-                                  <w:rFonts w:hint="eastAsia"/>
-                                  <w:spacing w:val="-16"/>
-                                  <w:szCs w:val="16"/>
-                                </w:rPr>
-                                <w:t>Century &amp; MS</w:t>
-                              </w:r>
-                              <w:r>
-                                <w:rPr>
-                                  <w:rFonts w:hint="eastAsia"/>
-                                  <w:spacing w:val="-16"/>
-                                  <w:szCs w:val="16"/>
-                                </w:rPr>
-                                <w:t>明朝</w:t>
-                              </w:r>
-                              <w:r>
-                                <w:rPr>
-                                  <w:rFonts w:hint="eastAsia"/>
-                                  <w:spacing w:val="-16"/>
-                                  <w:szCs w:val="16"/>
-                                </w:rPr>
-                                <w:t xml:space="preserve"> 9pt</w:t>
-                              </w:r>
-                              <w:r>
-                                <w:rPr>
-                                  <w:rFonts w:hint="eastAsia"/>
-                                  <w:spacing w:val="-16"/>
-                                  <w:szCs w:val="16"/>
-                                </w:rPr>
-                                <w:t>）</w:t>
-                              </w:r>
                             </w:p>
                             <w:p>
                               <w:pPr>
@@ -529,14 +481,7 @@
                                   <w:spacing w:val="-16"/>
                                   <w:szCs w:val="16"/>
                                 </w:rPr>
-                                <w:t>○○大学，</w:t>
-                              </w:r>
-                              <w:r>
-                                <w:rPr>
-                                  <w:rFonts w:hint="eastAsia"/>
-                                  <w:vertAlign w:val="superscript"/>
-                                </w:rPr>
-                                <w:t>†</w:t>
+                                <w:t>明治</w:t>
                               </w:r>
                               <w:r>
                                 <w:rPr>
@@ -544,7 +489,7 @@
                                   <w:spacing w:val="-16"/>
                                   <w:szCs w:val="16"/>
                                 </w:rPr>
-                                <w:t>△△大学</w:t>
+                                <w:t>大学</w:t>
                               </w:r>
                             </w:p>
                           </w:txbxContent>
@@ -644,54 +589,6 @@
                             <w:szCs w:val="16"/>
                           </w:rPr>
                         </w:pPr>
-                        <w:r>
-                          <w:rPr>
-                            <w:rFonts w:hint="eastAsia"/>
-                            <w:spacing w:val="-16"/>
-                            <w:szCs w:val="16"/>
-                          </w:rPr>
-                          <w:t>（以下に著者の所属を記入する．</w:t>
-                        </w:r>
-                        <w:r>
-                          <w:rPr>
-                            <w:rFonts w:hint="eastAsia"/>
-                            <w:spacing w:val="-16"/>
-                            <w:szCs w:val="16"/>
-                          </w:rPr>
-                          <w:t>英語表記は不要</w:t>
-                        </w:r>
-                        <w:r>
-                          <w:rPr>
-                            <w:rFonts w:hint="eastAsia"/>
-                            <w:spacing w:val="-16"/>
-                            <w:szCs w:val="16"/>
-                          </w:rPr>
-                          <w:t>Century &amp; MS</w:t>
-                        </w:r>
-                        <w:r>
-                          <w:rPr>
-                            <w:rFonts w:hint="eastAsia"/>
-                            <w:spacing w:val="-16"/>
-                            <w:szCs w:val="16"/>
-                          </w:rPr>
-                          <w:t>明朝</w:t>
-                        </w:r>
-                        <w:r>
-                          <w:rPr>
-                            <w:rFonts w:hint="eastAsia"/>
-                            <w:spacing w:val="-16"/>
-                            <w:szCs w:val="16"/>
-                          </w:rPr>
-                          <w:t xml:space="preserve"> 9pt</w:t>
-                        </w:r>
-                        <w:r>
-                          <w:rPr>
-                            <w:rFonts w:hint="eastAsia"/>
-                            <w:spacing w:val="-16"/>
-                            <w:szCs w:val="16"/>
-                          </w:rPr>
-                          <w:t>）</w:t>
-                        </w:r>
                       </w:p>
                       <w:p>
                         <w:pPr>
@@ -716,14 +613,7 @@
                             <w:spacing w:val="-16"/>
                             <w:szCs w:val="16"/>
                           </w:rPr>
-                          <w:t>○○大学，</w:t>
-                        </w:r>
-                        <w:r>
-                          <w:rPr>
-                            <w:rFonts w:hint="eastAsia"/>
-                            <w:vertAlign w:val="superscript"/>
-                          </w:rPr>
-                          <w:t>†</w:t>
+                          <w:t>明治</w:t>
                         </w:r>
                         <w:r>
                           <w:rPr>
@@ -731,7 +621,7 @@
                             <w:spacing w:val="-16"/>
                             <w:szCs w:val="16"/>
                           </w:rPr>
-                          <w:t>△△大学</w:t>
+                          <w:t>大学</w:t>
                         </w:r>
                       </w:p>
                     </w:txbxContent>
@@ -749,106 +639,28 @@
           </mc:Fallback>
         </mc:AlternateContent>
       </w:r>
-      <w:r>
-        <w:t>WISS</w:t>
-      </w:r>
-      <w:r>
-        <w:rPr>
-          <w:rFonts w:hint="eastAsia"/>
-        </w:rPr>
-        <w:t>論文タイトル</w:t>
-      </w:r>
-      <w:r>
-        <w:rPr>
-          <w:rFonts w:hint="eastAsia"/>
-        </w:rPr>
-        <w:t>（</w:t>
-      </w:r>
       <w:bookmarkStart w:id="0" w:name="OLE_LINK1"/>
       <w:bookmarkStart w:id="1" w:name="OLE_LINK2"/>
       <w:r>
         <w:rPr>
           <w:rFonts w:hint="eastAsia"/>
         </w:rPr>
-        <w:t>スタイル：</w:t>
-      </w:r>
-      <w:r>
-        <w:rPr>
-          <w:rFonts w:hint="eastAsia"/>
-        </w:rPr>
-        <w:t>WISS</w:t>
-      </w:r>
-      <w:r>
-        <w:rPr>
-          <w:rFonts w:hint="eastAsia"/>
-        </w:rPr>
-        <w:t>論文タイトル，</w:t>
-      </w:r>
-      <w:r>
-        <w:rPr>
-          <w:rFonts w:hint="eastAsia"/>
-        </w:rPr>
-        <w:t>Century &amp; MS</w:t>
-      </w:r>
-      <w:r>
-        <w:rPr>
-          <w:rFonts w:hint="eastAsia"/>
-        </w:rPr>
-        <w:t>ゴシック</w:t>
-      </w:r>
-      <w:r>
-        <w:rPr>
-          <w:rFonts w:hint="eastAsia"/>
-        </w:rPr>
-        <w:t xml:space="preserve"> </w:t>
-      </w:r>
-      <w:r>
-        <w:rPr>
-          <w:rFonts w:hint="eastAsia"/>
-        </w:rPr>
-        <w:t>15</w:t>
-      </w:r>
-      <w:r>
-        <w:rPr>
-          <w:rFonts w:hint="eastAsia"/>
-        </w:rPr>
-        <w:t>pt</w:t>
+        <w:t>自己対話型葛藤支援システム</w:t>
+      </w:r>
+      <w:r>
+        <w:rPr>
+          <w:rFonts w:hint="eastAsia"/>
+        </w:rPr>
+        <w:t xml:space="preserve"> MyPolyphony </w:t>
+      </w:r>
+      <w:r>
+        <w:rPr>
+          <w:rFonts w:hint="eastAsia"/>
+        </w:rPr>
+        <w:t>の提案について</w:t>
       </w:r>
       <w:bookmarkEnd w:id="0"/>
       <w:bookmarkEnd w:id="1"/>
-      <w:r>
-        <w:rPr>
-          <w:rFonts w:hint="eastAsia"/>
-        </w:rPr>
-        <w:t>）</w:t>
-      </w:r>
-      <w:r>
-        <w:rPr>
-          <w:rFonts w:hint="eastAsia"/>
-          <w:color w:val="FF0000"/>
-        </w:rPr>
-        <w:t>（デモ発表</w:t>
-      </w:r>
-      <w:r>
-        <w:rPr>
-          <w:rFonts w:hint="eastAsia"/>
-          <w:color w:val="FF0000"/>
-        </w:rPr>
-        <w:t>・</w:t>
-      </w:r>
-      <w:r>
-        <w:rPr>
-          <w:color w:val="FF0000"/>
-        </w:rPr>
-        <w:t>WISS Challenge</w:t>
-      </w:r>
-      <w:r>
-        <w:rPr>
-          <w:rFonts w:hint="eastAsia"/>
-          <w:color w:val="FF0000"/>
-        </w:rPr>
-        <w:t>用テンプレート）</w:t>
-      </w:r>
     </w:p>
     <w:p>
       <w:pPr>
@@ -858,7 +670,7 @@
         <w:rPr>
           <w:rFonts w:hint="eastAsia"/>
         </w:rPr>
-        <w:t>鈴木</w:t>
+        <w:t>中村</w:t>
       </w:r>
       <w:r>
         <w:rPr>
@@ -870,6 +682,12 @@
         <w:rPr>
           <w:rFonts w:hint="eastAsia"/>
         </w:rPr>
+        <w:t>倫</w:t>
+      </w:r>
+      <w:r>
+        <w:rPr>
+          <w:rFonts w:hint="eastAsia"/>
+        </w:rPr>
         <w:t>太郎</w:t>
       </w:r>
       <w:r>
@@ -889,7 +707,7 @@
         <w:rPr>
           <w:rFonts w:hint="eastAsia"/>
         </w:rPr>
-        <w:t>高橋</w:t>
+        <w:t>福地</w:t>
       </w:r>
       <w:r>
         <w:rPr>
@@ -901,14 +719,31 @@
         <w:rPr>
           <w:rFonts w:hint="eastAsia"/>
         </w:rPr>
-        <w:t>花子</w:t>
+        <w:t>健太郎</w:t>
       </w:r>
       <w:r>
         <w:rPr>
           <w:rFonts w:hint="eastAsia"/>
           <w:vertAlign w:val="superscript"/>
         </w:rPr>
-        <w:t>†</w:t>
+        <w:t>*</w:t>
+      </w:r>
+    </w:p>
+    <w:p>
+      <w:pPr>
+        <w:pStyle w:val="aff0"/>
+      </w:pPr>
+      <w:r>
+        <w:rPr>
+          <w:rFonts w:ascii="ＭＳ ゴシック" w:eastAsia="ＭＳ ゴシック" w:hAnsi="ＭＳ ゴシック" w:hint="eastAsia"/>
+        </w:rPr>
+        <w:t>概要．</w:t>
+      </w:r>
+      <w:r>
+        <w:rPr>
+          <w:rFonts w:ascii="ＭＳ ゴシック" w:eastAsia="ＭＳ ゴシック" w:hAnsi="ＭＳ ゴシック" w:hint="eastAsia"/>
+        </w:rPr>
+        <w:t xml:space="preserve">　</w:t>
       </w:r>
       <w:r>
         <w:rPr>
@@ -916,20 +751,17 @@
         </w:rPr>
         <w:t>（</w:t>
       </w:r>
-      <w:bookmarkStart w:id="2" w:name="OLE_LINK3"/>
-      <w:bookmarkStart w:id="3" w:name="OLE_LINK4"/>
-      <w:bookmarkStart w:id="4" w:name="OLE_LINK5"/>
-      <w:r>
-        <w:rPr>
-          <w:rFonts w:hint="eastAsia"/>
-        </w:rPr>
-        <w:t>スタイル：著者，</w:t>
-      </w:r>
-      <w:r>
-        <w:rPr>
-          <w:rFonts w:hint="eastAsia"/>
-        </w:rPr>
-        <w:t>Century &amp; MS</w:t>
+      <w:r>
+        <w:rPr>
+          <w:rFonts w:hint="eastAsia"/>
+        </w:rPr>
+        <w:t>←概要タイトルのスタイル：概要見出し，</w:t>
+      </w:r>
+      <w:r>
+        <w:rPr>
+          <w:rFonts w:hint="eastAsia"/>
+        </w:rPr>
+        <w:t>MS</w:t>
       </w:r>
       <w:r>
         <w:rPr>
@@ -941,136 +773,62 @@
         <w:rPr>
           <w:rFonts w:hint="eastAsia"/>
         </w:rPr>
-        <w:t xml:space="preserve"> </w:t>
-      </w:r>
-      <w:r>
-        <w:rPr>
-          <w:rFonts w:hint="eastAsia"/>
-        </w:rPr>
-        <w:t>1</w:t>
-      </w:r>
-      <w:r>
-        <w:rPr>
-          <w:rFonts w:hint="eastAsia"/>
-        </w:rPr>
-        <w:t>2</w:t>
-      </w:r>
-      <w:r>
-        <w:rPr>
-          <w:rFonts w:hint="eastAsia"/>
-        </w:rPr>
-        <w:t>pt</w:t>
+        <w:t>10pt</w:t>
+      </w:r>
+      <w:r>
+        <w:rPr>
+          <w:rFonts w:hint="eastAsia"/>
+        </w:rPr>
+        <w:t>．→概要本文の</w:t>
+      </w:r>
+      <w:r>
+        <w:rPr>
+          <w:rFonts w:hint="eastAsia"/>
+        </w:rPr>
+        <w:t>スタイル：概要</w:t>
+      </w:r>
+      <w:r>
+        <w:rPr>
+          <w:rFonts w:hint="eastAsia"/>
+        </w:rPr>
+        <w:t>本文，</w:t>
+      </w:r>
+      <w:bookmarkStart w:id="2" w:name="OLE_LINK7"/>
+      <w:bookmarkStart w:id="3" w:name="OLE_LINK8"/>
+      <w:bookmarkStart w:id="4" w:name="OLE_LINK9"/>
+      <w:r>
+        <w:rPr>
+          <w:rFonts w:hint="eastAsia"/>
+        </w:rPr>
+        <w:t>Century</w:t>
+      </w:r>
+      <w:r>
+        <w:rPr>
+          <w:rFonts w:hint="eastAsia"/>
+        </w:rPr>
+        <w:t xml:space="preserve"> &amp; </w:t>
+      </w:r>
+      <w:r>
+        <w:rPr>
+          <w:rFonts w:hint="eastAsia"/>
+        </w:rPr>
+        <w:t>MS</w:t>
+      </w:r>
+      <w:r>
+        <w:rPr>
+          <w:rFonts w:hint="eastAsia"/>
+        </w:rPr>
+        <w:t>明朝</w:t>
+      </w:r>
+      <w:r>
+        <w:rPr>
+          <w:rFonts w:hint="eastAsia"/>
+        </w:rPr>
+        <w:t xml:space="preserve"> 10pt</w:t>
       </w:r>
       <w:bookmarkEnd w:id="2"/>
       <w:bookmarkEnd w:id="3"/>
       <w:bookmarkEnd w:id="4"/>
-      <w:r>
-        <w:rPr>
-          <w:rFonts w:hint="eastAsia"/>
-        </w:rPr>
-        <w:t>）</w:t>
-      </w:r>
-    </w:p>
-    <w:p>
-      <w:pPr>
-        <w:pStyle w:val="aff0"/>
-      </w:pPr>
-      <w:r>
-        <w:rPr>
-          <w:rFonts w:ascii="ＭＳ ゴシック" w:eastAsia="ＭＳ ゴシック" w:hAnsi="ＭＳ ゴシック" w:hint="eastAsia"/>
-        </w:rPr>
-        <w:t>概要．</w:t>
-      </w:r>
-      <w:r>
-        <w:rPr>
-          <w:rFonts w:ascii="ＭＳ ゴシック" w:eastAsia="ＭＳ ゴシック" w:hAnsi="ＭＳ ゴシック" w:hint="eastAsia"/>
-        </w:rPr>
-        <w:t xml:space="preserve">　</w:t>
-      </w:r>
-      <w:r>
-        <w:rPr>
-          <w:rFonts w:hint="eastAsia"/>
-        </w:rPr>
-        <w:t>（</w:t>
-      </w:r>
-      <w:r>
-        <w:rPr>
-          <w:rFonts w:hint="eastAsia"/>
-        </w:rPr>
-        <w:t>←概要タイトルのスタイル：概要見出し，</w:t>
-      </w:r>
-      <w:r>
-        <w:rPr>
-          <w:rFonts w:hint="eastAsia"/>
-        </w:rPr>
-        <w:t>MS</w:t>
-      </w:r>
-      <w:r>
-        <w:rPr>
-          <w:rFonts w:hint="eastAsia"/>
-        </w:rPr>
-        <w:t>ゴシック</w:t>
-      </w:r>
-      <w:r>
-        <w:rPr>
-          <w:rFonts w:hint="eastAsia"/>
-        </w:rPr>
-        <w:t>10pt</w:t>
-      </w:r>
-      <w:r>
-        <w:rPr>
-          <w:rFonts w:hint="eastAsia"/>
-        </w:rPr>
-        <w:t>．→概要本文の</w:t>
-      </w:r>
-      <w:r>
-        <w:rPr>
-          <w:rFonts w:hint="eastAsia"/>
-        </w:rPr>
-        <w:t>スタイル：概要</w:t>
-      </w:r>
-      <w:r>
-        <w:rPr>
-          <w:rFonts w:hint="eastAsia"/>
-        </w:rPr>
-        <w:t>本文，</w:t>
-      </w:r>
-      <w:bookmarkStart w:id="5" w:name="OLE_LINK7"/>
-      <w:bookmarkStart w:id="6" w:name="OLE_LINK8"/>
-      <w:bookmarkStart w:id="7" w:name="OLE_LINK9"/>
-      <w:r>
-        <w:rPr>
-          <w:rFonts w:hint="eastAsia"/>
-        </w:rPr>
-        <w:t>Century</w:t>
-      </w:r>
-      <w:r>
-        <w:rPr>
-          <w:rFonts w:hint="eastAsia"/>
-        </w:rPr>
-        <w:t xml:space="preserve"> &amp; </w:t>
-      </w:r>
-      <w:r>
-        <w:rPr>
-          <w:rFonts w:hint="eastAsia"/>
-        </w:rPr>
-        <w:t>MS</w:t>
-      </w:r>
-      <w:r>
-        <w:rPr>
-          <w:rFonts w:hint="eastAsia"/>
-        </w:rPr>
-        <w:t>明朝</w:t>
-      </w:r>
-      <w:r>
-        <w:rPr>
-          <w:rFonts w:hint="eastAsia"/>
-        </w:rPr>
-        <w:t xml:space="preserve"> 10pt</w:t>
-      </w:r>
-      <w:bookmarkEnd w:id="5"/>
-      <w:bookmarkEnd w:id="6"/>
-      <w:bookmarkEnd w:id="7"/>
       <w:r>
         <w:rPr>
           <w:rFonts w:hint="eastAsia"/>
@@ -1535,7 +1293,7 @@
                               <w:ind w:right="73" w:firstLineChars="0" w:firstLine="0"/>
                               <w:jc w:val="left"/>
                             </w:pPr>
-                            <w:bookmarkStart w:id="8" w:name="_Ref391540934"/>
+                            <w:bookmarkStart w:id="5" w:name="_Ref391540934"/>
                             <w:r>
                               <w:rPr>
                                 <w:rFonts w:hint="eastAsia"/>
@@ -1587,7 +1345,7 @@
                             <w:r>
                               <w:fldChar w:fldCharType="end"/>
                             </w:r>
-                            <w:bookmarkEnd w:id="8"/>
+                            <w:bookmarkEnd w:id="5"/>
                             <w:r>
                               <w:t>．</w:t>
                             </w:r>
@@ -1696,7 +1454,7 @@
                         <w:ind w:right="73" w:firstLineChars="0" w:firstLine="0"/>
                         <w:jc w:val="left"/>
                       </w:pPr>
-                      <w:bookmarkStart w:id="9" w:name="_Ref391540934"/>
+                      <w:bookmarkStart w:id="6" w:name="_Ref391540934"/>
                       <w:r>
                         <w:rPr>
                           <w:rFonts w:hint="eastAsia"/>
@@ -1748,7 +1506,7 @@
                       <w:r>
                         <w:fldChar w:fldCharType="end"/>
                       </w:r>
-                      <w:bookmarkEnd w:id="9"/>
+                      <w:bookmarkEnd w:id="6"/>
                       <w:r>
                         <w:t>．</w:t>
                       </w:r>
@@ -1914,14 +1672,14 @@
         <w:pStyle w:val="2"/>
         <w:ind w:left="386" w:hanging="386"/>
       </w:pPr>
-      <w:bookmarkStart w:id="10" w:name="_Ref403846598"/>
+      <w:bookmarkStart w:id="7" w:name="_Ref403846598"/>
       <w:r>
         <w:rPr>
           <w:rFonts w:hint="eastAsia"/>
         </w:rPr>
         <w:t>全般的な注意事項</w:t>
       </w:r>
-      <w:bookmarkEnd w:id="10"/>
+      <w:bookmarkEnd w:id="7"/>
     </w:p>
     <w:p>
       <w:pPr>
@@ -2098,14 +1856,7 @@
           <w:rFonts w:hint="eastAsia"/>
           <w:color w:val="ED7D31" w:themeColor="accent2"/>
         </w:rPr>
-        <w:t>を指定）を行うことで改善される．それでも改善しない場合は，手打ちで項番号を付与して対応</w:t>
-      </w:r>
-      <w:r>
-        <w:rPr>
-          <w:rFonts w:hint="eastAsia"/>
-          <w:color w:val="ED7D31" w:themeColor="accent2"/>
-        </w:rPr>
-        <w:t>する</w:t>
+        <w:t>を指定）を行うことで改善される．それでも改善しない場合は，手打ちで項番号を付与して対応する</w:t>
       </w:r>
       <w:r>
         <w:rPr>
@@ -2454,14 +2205,7 @@
         <w:rPr>
           <w:rFonts w:hint="eastAsia"/>
         </w:rPr>
-        <w:t>上部メニューの［表示］から［ルーラ］に</w:t>
-      </w:r>
-      <w:r>
-        <w:rPr>
-          <w:rFonts w:hint="eastAsia"/>
-        </w:rPr>
-        <w:lastRenderedPageBreak/>
-        <w:t>チェックを入れ</w:t>
+        <w:t>上部メニューの［表示］から［ルーラ］にチェックを入れ</w:t>
       </w:r>
       <w:r>
         <w:rPr>
@@ -2509,6 +2253,7 @@
         <w:rPr>
           <w:rFonts w:hint="eastAsia"/>
         </w:rPr>
+        <w:lastRenderedPageBreak/>
         <w:t>スタイルの利用</w:t>
       </w:r>
     </w:p>
@@ -2747,9 +2492,9 @@
                               <w:ind w:right="73" w:firstLineChars="0" w:firstLine="0"/>
                               <w:jc w:val="left"/>
                             </w:pPr>
-                            <w:bookmarkStart w:id="11" w:name="_Ref392770849"/>
-                            <w:bookmarkStart w:id="12" w:name="OLE_LINK16"/>
-                            <w:bookmarkStart w:id="13" w:name="OLE_LINK17"/>
+                            <w:bookmarkStart w:id="8" w:name="_Ref392770849"/>
+                            <w:bookmarkStart w:id="9" w:name="OLE_LINK16"/>
+                            <w:bookmarkStart w:id="10" w:name="OLE_LINK17"/>
                             <w:r>
                               <w:rPr>
                                 <w:rFonts w:hint="eastAsia"/>
@@ -2801,7 +2546,7 @@
                             <w:r>
                               <w:fldChar w:fldCharType="end"/>
                             </w:r>
-                            <w:bookmarkEnd w:id="11"/>
+                            <w:bookmarkEnd w:id="8"/>
                             <w:r>
                               <w:t>．</w:t>
                             </w:r>
@@ -2817,8 +2562,8 @@
                               </w:rPr>
                               <w:t>でスタイルウィンドウを表示するには図の赤丸部分をクリックする．</w:t>
                             </w:r>
-                            <w:bookmarkEnd w:id="12"/>
-                            <w:bookmarkEnd w:id="13"/>
+                            <w:bookmarkEnd w:id="9"/>
+                            <w:bookmarkEnd w:id="10"/>
                           </w:p>
                           <w:p>
                             <w:pPr>
@@ -2886,7 +2631,7 @@
                               <w:ind w:right="73" w:firstLineChars="0" w:firstLine="0"/>
                               <w:jc w:val="left"/>
                             </w:pPr>
-                            <w:bookmarkStart w:id="14" w:name="_Ref392771856"/>
+                            <w:bookmarkStart w:id="11" w:name="_Ref392771856"/>
                             <w:r>
                               <w:rPr>
                                 <w:rFonts w:hint="eastAsia"/>
@@ -2938,7 +2683,7 @@
                             <w:r>
                               <w:fldChar w:fldCharType="end"/>
                             </w:r>
-                            <w:bookmarkEnd w:id="14"/>
+                            <w:bookmarkEnd w:id="11"/>
                             <w:r>
                               <w:t>．</w:t>
                             </w:r>
@@ -2971,7 +2716,7 @@
                               <w:pStyle w:val="af6"/>
                               <w:ind w:right="73" w:firstLine="157"/>
                             </w:pPr>
-                            <w:bookmarkStart w:id="15" w:name="_Ref392770996"/>
+                            <w:bookmarkStart w:id="12" w:name="_Ref392770996"/>
                             <w:r>
                               <w:t>表</w:t>
                             </w:r>
@@ -3002,7 +2747,7 @@
                             <w:r>
                               <w:fldChar w:fldCharType="end"/>
                             </w:r>
-                            <w:bookmarkEnd w:id="15"/>
+                            <w:bookmarkEnd w:id="12"/>
                             <w:r>
                               <w:rPr>
                                 <w:rFonts w:hint="eastAsia"/>
@@ -3303,7 +3048,7 @@
                                       <w:rStyle w:val="af2"/>
                                     </w:rPr>
                                   </w:pPr>
-                                  <w:bookmarkStart w:id="16" w:name="OLE_LINK10"/>
+                                  <w:bookmarkStart w:id="13" w:name="OLE_LINK10"/>
                                   <w:r>
                                     <w:rPr>
                                       <w:rStyle w:val="af2"/>
@@ -3325,7 +3070,7 @@
                                     </w:rPr>
                                     <w:t xml:space="preserve"> 12pt</w:t>
                                   </w:r>
-                                  <w:bookmarkEnd w:id="16"/>
+                                  <w:bookmarkEnd w:id="13"/>
                                 </w:p>
                               </w:tc>
                             </w:tr>
@@ -3403,7 +3148,7 @@
                                       <w:rStyle w:val="af2"/>
                                     </w:rPr>
                                   </w:pPr>
-                                  <w:bookmarkStart w:id="17" w:name="OLE_LINK11"/>
+                                  <w:bookmarkStart w:id="14" w:name="OLE_LINK11"/>
                                   <w:r>
                                     <w:rPr>
                                       <w:rStyle w:val="af2"/>
@@ -3425,7 +3170,7 @@
                                     </w:rPr>
                                     <w:t xml:space="preserve"> 10pt</w:t>
                                   </w:r>
-                                  <w:bookmarkEnd w:id="17"/>
+                                  <w:bookmarkEnd w:id="14"/>
                                 </w:p>
                               </w:tc>
                             </w:tr>
@@ -3524,7 +3269,7 @@
                                     </w:rPr>
                                     <w:t xml:space="preserve">Century &amp; </w:t>
                                   </w:r>
-                                  <w:bookmarkStart w:id="18" w:name="OLE_LINK14"/>
+                                  <w:bookmarkStart w:id="15" w:name="OLE_LINK14"/>
                                   <w:r>
                                     <w:rPr>
                                       <w:rStyle w:val="af2"/>
@@ -3546,7 +3291,7 @@
                                     </w:rPr>
                                     <w:t xml:space="preserve"> 11pt</w:t>
                                   </w:r>
-                                  <w:bookmarkEnd w:id="18"/>
+                                  <w:bookmarkEnd w:id="15"/>
                                 </w:p>
                               </w:tc>
                             </w:tr>
@@ -3605,7 +3350,7 @@
                                     </w:rPr>
                                     <w:t xml:space="preserve">1.1 </w:t>
                                   </w:r>
-                                  <w:bookmarkStart w:id="19" w:name="OLE_LINK6"/>
+                                  <w:bookmarkStart w:id="16" w:name="OLE_LINK6"/>
                                   <w:r>
                                     <w:rPr>
                                       <w:rStyle w:val="af2"/>
@@ -3620,7 +3365,7 @@
                                     </w:rPr>
                                     <w:t>2</w:t>
                                   </w:r>
-                                  <w:bookmarkEnd w:id="19"/>
+                                  <w:bookmarkEnd w:id="16"/>
                                 </w:p>
                               </w:tc>
                               <w:tc>
@@ -3759,7 +3504,7 @@
                                     </w:rPr>
                                     <w:t xml:space="preserve">Century &amp; </w:t>
                                   </w:r>
-                                  <w:bookmarkStart w:id="20" w:name="OLE_LINK12"/>
+                                  <w:bookmarkStart w:id="17" w:name="OLE_LINK12"/>
                                   <w:r>
                                     <w:rPr>
                                       <w:rStyle w:val="af2"/>
@@ -3781,7 +3526,7 @@
                                     </w:rPr>
                                     <w:t>10pt</w:t>
                                   </w:r>
-                                  <w:bookmarkEnd w:id="20"/>
+                                  <w:bookmarkEnd w:id="17"/>
                                 </w:p>
                               </w:tc>
                             </w:tr>
@@ -3859,7 +3604,7 @@
                                       <w:rStyle w:val="af2"/>
                                     </w:rPr>
                                   </w:pPr>
-                                  <w:bookmarkStart w:id="21" w:name="OLE_LINK13"/>
+                                  <w:bookmarkStart w:id="18" w:name="OLE_LINK13"/>
                                   <w:r>
                                     <w:rPr>
                                       <w:rStyle w:val="af2"/>
@@ -3881,7 +3626,7 @@
                                     </w:rPr>
                                     <w:t xml:space="preserve"> 10pt</w:t>
                                   </w:r>
-                                  <w:bookmarkEnd w:id="21"/>
+                                  <w:bookmarkEnd w:id="18"/>
                                 </w:p>
                               </w:tc>
                             </w:tr>
@@ -4057,7 +3802,7 @@
                                       <w:rStyle w:val="af2"/>
                                     </w:rPr>
                                   </w:pPr>
-                                  <w:bookmarkStart w:id="22" w:name="OLE_LINK15"/>
+                                  <w:bookmarkStart w:id="19" w:name="OLE_LINK15"/>
                                   <w:r>
                                     <w:rPr>
                                       <w:rStyle w:val="af2"/>
@@ -4079,7 +3824,7 @@
                                     </w:rPr>
                                     <w:t xml:space="preserve"> 8pt</w:t>
                                   </w:r>
-                                  <w:bookmarkEnd w:id="22"/>
+                                  <w:bookmarkEnd w:id="19"/>
                                 </w:p>
                               </w:tc>
                             </w:tr>
@@ -4417,9 +4162,9 @@
                         <w:ind w:right="73" w:firstLineChars="0" w:firstLine="0"/>
                         <w:jc w:val="left"/>
                       </w:pPr>
-                      <w:bookmarkStart w:id="23" w:name="_Ref392770849"/>
-                      <w:bookmarkStart w:id="24" w:name="OLE_LINK16"/>
-                      <w:bookmarkStart w:id="25" w:name="OLE_LINK17"/>
+                      <w:bookmarkStart w:id="20" w:name="_Ref392770849"/>
+                      <w:bookmarkStart w:id="21" w:name="OLE_LINK16"/>
+                      <w:bookmarkStart w:id="22" w:name="OLE_LINK17"/>
                       <w:r>
                         <w:rPr>
                           <w:rFonts w:hint="eastAsia"/>
@@ -4471,7 +4216,7 @@
                       <w:r>
                         <w:fldChar w:fldCharType="end"/>
                       </w:r>
-                      <w:bookmarkEnd w:id="23"/>
+                      <w:bookmarkEnd w:id="20"/>
                       <w:r>
                         <w:t>．</w:t>
                       </w:r>
@@ -4487,8 +4232,8 @@
                         </w:rPr>
                         <w:t>でスタイルウィンドウを表示するには図の赤丸部分をクリックする．</w:t>
                       </w:r>
-                      <w:bookmarkEnd w:id="24"/>
-                      <w:bookmarkEnd w:id="25"/>
+                      <w:bookmarkEnd w:id="21"/>
+                      <w:bookmarkEnd w:id="22"/>
                     </w:p>
                     <w:p>
                       <w:pPr>
@@ -4556,7 +4301,7 @@
                         <w:ind w:right="73" w:firstLineChars="0" w:firstLine="0"/>
                         <w:jc w:val="left"/>
                       </w:pPr>
-                      <w:bookmarkStart w:id="26" w:name="_Ref392771856"/>
+                      <w:bookmarkStart w:id="23" w:name="_Ref392771856"/>
                       <w:r>
                         <w:rPr>
                           <w:rFonts w:hint="eastAsia"/>
@@ -4608,7 +4353,7 @@
                       <w:r>
                         <w:fldChar w:fldCharType="end"/>
                       </w:r>
-                      <w:bookmarkEnd w:id="26"/>
+                      <w:bookmarkEnd w:id="23"/>
                       <w:r>
                         <w:t>．</w:t>
                       </w:r>
@@ -4641,7 +4386,7 @@
                         <w:pStyle w:val="af6"/>
                         <w:ind w:right="73" w:firstLine="157"/>
                       </w:pPr>
-                      <w:bookmarkStart w:id="27" w:name="_Ref392770996"/>
+                      <w:bookmarkStart w:id="24" w:name="_Ref392770996"/>
                       <w:r>
                         <w:t>表</w:t>
                       </w:r>
@@ -4672,7 +4417,7 @@
                       <w:r>
                         <w:fldChar w:fldCharType="end"/>
                       </w:r>
-                      <w:bookmarkEnd w:id="27"/>
+                      <w:bookmarkEnd w:id="24"/>
                       <w:r>
                         <w:rPr>
                           <w:rFonts w:hint="eastAsia"/>
@@ -4973,7 +4718,7 @@
                                 <w:rStyle w:val="af2"/>
                               </w:rPr>
                             </w:pPr>
-                            <w:bookmarkStart w:id="28" w:name="OLE_LINK10"/>
+                            <w:bookmarkStart w:id="25" w:name="OLE_LINK10"/>
                             <w:r>
                               <w:rPr>
                                 <w:rStyle w:val="af2"/>
@@ -4995,7 +4740,7 @@
                               </w:rPr>
                               <w:t xml:space="preserve"> 12pt</w:t>
                             </w:r>
-                            <w:bookmarkEnd w:id="28"/>
+                            <w:bookmarkEnd w:id="25"/>
                           </w:p>
                         </w:tc>
                       </w:tr>
@@ -5073,7 +4818,7 @@
                                 <w:rStyle w:val="af2"/>
                               </w:rPr>
                             </w:pPr>
-                            <w:bookmarkStart w:id="29" w:name="OLE_LINK11"/>
+                            <w:bookmarkStart w:id="26" w:name="OLE_LINK11"/>
                             <w:r>
                               <w:rPr>
                                 <w:rStyle w:val="af2"/>
@@ -5094,6 +4839,362 @@
                                 <w:rFonts w:hint="eastAsia"/>
                               </w:rPr>
                               <w:t xml:space="preserve"> 10pt</w:t>
+                            </w:r>
+                            <w:bookmarkEnd w:id="26"/>
+                          </w:p>
+                        </w:tc>
+                      </w:tr>
+                      <w:tr>
+                        <w:trPr>
+                          <w:jc w:val="center"/>
+                        </w:trPr>
+                        <w:tc>
+                          <w:tcPr>
+                            <w:tcW w:w="1560" w:type="dxa"/>
+                            <w:tcBorders>
+                              <w:top w:val="single" w:sz="8" w:space="0" w:color="000000"/>
+                              <w:bottom w:val="single" w:sz="8" w:space="0" w:color="000000"/>
+                              <w:right w:val="single" w:sz="6" w:space="0" w:color="000000"/>
+                            </w:tcBorders>
+                            <w:vAlign w:val="center"/>
+                          </w:tcPr>
+                          <w:p>
+                            <w:pPr>
+                              <w:ind w:right="73" w:firstLineChars="0" w:firstLine="0"/>
+                              <w:jc w:val="center"/>
+                              <w:rPr>
+                                <w:rStyle w:val="af2"/>
+                              </w:rPr>
+                            </w:pPr>
+                            <w:r>
+                              <w:rPr>
+                                <w:rStyle w:val="af2"/>
+                                <w:rFonts w:hint="eastAsia"/>
+                              </w:rPr>
+                              <w:t>章タイトル</w:t>
+                            </w:r>
+                          </w:p>
+                        </w:tc>
+                        <w:tc>
+                          <w:tcPr>
+                            <w:tcW w:w="1471" w:type="dxa"/>
+                            <w:tcBorders>
+                              <w:top w:val="single" w:sz="8" w:space="0" w:color="000000"/>
+                              <w:bottom w:val="single" w:sz="8" w:space="0" w:color="000000"/>
+                            </w:tcBorders>
+                            <w:vAlign w:val="center"/>
+                          </w:tcPr>
+                          <w:p>
+                            <w:pPr>
+                              <w:ind w:right="73" w:firstLineChars="0" w:firstLine="0"/>
+                              <w:jc w:val="center"/>
+                              <w:rPr>
+                                <w:rStyle w:val="af2"/>
+                              </w:rPr>
+                            </w:pPr>
+                            <w:r>
+                              <w:rPr>
+                                <w:rStyle w:val="af2"/>
+                                <w:rFonts w:hint="eastAsia"/>
+                              </w:rPr>
+                              <w:t xml:space="preserve">1 </w:t>
+                            </w:r>
+                            <w:r>
+                              <w:rPr>
+                                <w:rStyle w:val="af2"/>
+                                <w:rFonts w:hint="eastAsia"/>
+                              </w:rPr>
+                              <w:t>段落番号</w:t>
+                            </w:r>
+                            <w:r>
+                              <w:rPr>
+                                <w:rStyle w:val="af2"/>
+                                <w:rFonts w:hint="eastAsia"/>
+                              </w:rPr>
+                              <w:t>1</w:t>
+                            </w:r>
+                          </w:p>
+                        </w:tc>
+                        <w:tc>
+                          <w:tcPr>
+                            <w:tcW w:w="1471" w:type="dxa"/>
+                            <w:tcBorders>
+                              <w:top w:val="single" w:sz="8" w:space="0" w:color="000000"/>
+                              <w:bottom w:val="single" w:sz="8" w:space="0" w:color="000000"/>
+                            </w:tcBorders>
+                            <w:vAlign w:val="center"/>
+                          </w:tcPr>
+                          <w:p>
+                            <w:pPr>
+                              <w:ind w:right="73" w:firstLineChars="0" w:firstLine="0"/>
+                              <w:jc w:val="center"/>
+                              <w:rPr>
+                                <w:rStyle w:val="af2"/>
+                              </w:rPr>
+                            </w:pPr>
+                            <w:r>
+                              <w:rPr>
+                                <w:rStyle w:val="af2"/>
+                                <w:rFonts w:hint="eastAsia"/>
+                              </w:rPr>
+                              <w:t xml:space="preserve">Century &amp; </w:t>
+                            </w:r>
+                            <w:bookmarkStart w:id="27" w:name="OLE_LINK14"/>
+                            <w:r>
+                              <w:rPr>
+                                <w:rStyle w:val="af2"/>
+                                <w:rFonts w:hint="eastAsia"/>
+                              </w:rPr>
+                              <w:t>MS</w:t>
+                            </w:r>
+                            <w:r>
+                              <w:rPr>
+                                <w:rStyle w:val="af2"/>
+                                <w:rFonts w:hint="eastAsia"/>
+                              </w:rPr>
+                              <w:t>ゴシック</w:t>
+                            </w:r>
+                            <w:r>
+                              <w:rPr>
+                                <w:rStyle w:val="af2"/>
+                                <w:rFonts w:hint="eastAsia"/>
+                              </w:rPr>
+                              <w:t xml:space="preserve"> 11pt</w:t>
+                            </w:r>
+                            <w:bookmarkEnd w:id="27"/>
+                          </w:p>
+                        </w:tc>
+                      </w:tr>
+                      <w:tr>
+                        <w:trPr>
+                          <w:jc w:val="center"/>
+                        </w:trPr>
+                        <w:tc>
+                          <w:tcPr>
+                            <w:tcW w:w="1560" w:type="dxa"/>
+                            <w:tcBorders>
+                              <w:top w:val="single" w:sz="8" w:space="0" w:color="000000"/>
+                              <w:bottom w:val="single" w:sz="8" w:space="0" w:color="000000"/>
+                              <w:right w:val="single" w:sz="6" w:space="0" w:color="000000"/>
+                            </w:tcBorders>
+                            <w:vAlign w:val="center"/>
+                          </w:tcPr>
+                          <w:p>
+                            <w:pPr>
+                              <w:ind w:right="73" w:firstLineChars="0" w:firstLine="0"/>
+                              <w:jc w:val="center"/>
+                              <w:rPr>
+                                <w:rStyle w:val="af2"/>
+                              </w:rPr>
+                            </w:pPr>
+                            <w:r>
+                              <w:rPr>
+                                <w:rStyle w:val="af2"/>
+                                <w:rFonts w:hint="eastAsia"/>
+                              </w:rPr>
+                              <w:t>節タイトル</w:t>
+                            </w:r>
+                          </w:p>
+                        </w:tc>
+                        <w:tc>
+                          <w:tcPr>
+                            <w:tcW w:w="1471" w:type="dxa"/>
+                            <w:tcBorders>
+                              <w:top w:val="single" w:sz="8" w:space="0" w:color="000000"/>
+                              <w:bottom w:val="single" w:sz="8" w:space="0" w:color="000000"/>
+                            </w:tcBorders>
+                            <w:vAlign w:val="center"/>
+                          </w:tcPr>
+                          <w:p>
+                            <w:pPr>
+                              <w:ind w:right="73" w:firstLineChars="0" w:firstLine="0"/>
+                              <w:jc w:val="center"/>
+                              <w:rPr>
+                                <w:rStyle w:val="af2"/>
+                              </w:rPr>
+                            </w:pPr>
+                            <w:r>
+                              <w:rPr>
+                                <w:rStyle w:val="af2"/>
+                                <w:rFonts w:hint="eastAsia"/>
+                              </w:rPr>
+                              <w:t xml:space="preserve">1.1 </w:t>
+                            </w:r>
+                            <w:bookmarkStart w:id="28" w:name="OLE_LINK6"/>
+                            <w:r>
+                              <w:rPr>
+                                <w:rStyle w:val="af2"/>
+                                <w:rFonts w:hint="eastAsia"/>
+                              </w:rPr>
+                              <w:t>段落番号</w:t>
+                            </w:r>
+                            <w:r>
+                              <w:rPr>
+                                <w:rStyle w:val="af2"/>
+                                <w:rFonts w:hint="eastAsia"/>
+                              </w:rPr>
+                              <w:t>2</w:t>
+                            </w:r>
+                            <w:bookmarkEnd w:id="28"/>
+                          </w:p>
+                        </w:tc>
+                        <w:tc>
+                          <w:tcPr>
+                            <w:tcW w:w="1471" w:type="dxa"/>
+                            <w:tcBorders>
+                              <w:top w:val="single" w:sz="8" w:space="0" w:color="000000"/>
+                              <w:bottom w:val="single" w:sz="8" w:space="0" w:color="000000"/>
+                            </w:tcBorders>
+                            <w:vAlign w:val="center"/>
+                          </w:tcPr>
+                          <w:p>
+                            <w:pPr>
+                              <w:ind w:right="73" w:firstLineChars="0" w:firstLine="0"/>
+                              <w:jc w:val="center"/>
+                              <w:rPr>
+                                <w:rStyle w:val="af2"/>
+                              </w:rPr>
+                            </w:pPr>
+                            <w:r>
+                              <w:rPr>
+                                <w:rStyle w:val="af2"/>
+                                <w:rFonts w:hint="eastAsia"/>
+                              </w:rPr>
+                              <w:t>Century &amp; MS</w:t>
+                            </w:r>
+                            <w:r>
+                              <w:rPr>
+                                <w:rStyle w:val="af2"/>
+                                <w:rFonts w:hint="eastAsia"/>
+                              </w:rPr>
+                              <w:t>ゴシック</w:t>
+                            </w:r>
+                            <w:r>
+                              <w:rPr>
+                                <w:rStyle w:val="af2"/>
+                                <w:rFonts w:hint="eastAsia"/>
+                              </w:rPr>
+                              <w:t>10pt</w:t>
+                            </w:r>
+                          </w:p>
+                        </w:tc>
+                      </w:tr>
+                      <w:tr>
+                        <w:trPr>
+                          <w:jc w:val="center"/>
+                        </w:trPr>
+                        <w:tc>
+                          <w:tcPr>
+                            <w:tcW w:w="1560" w:type="dxa"/>
+                            <w:tcBorders>
+                              <w:top w:val="single" w:sz="8" w:space="0" w:color="000000"/>
+                              <w:bottom w:val="single" w:sz="8" w:space="0" w:color="000000"/>
+                              <w:right w:val="single" w:sz="6" w:space="0" w:color="000000"/>
+                            </w:tcBorders>
+                            <w:vAlign w:val="center"/>
+                          </w:tcPr>
+                          <w:p>
+                            <w:pPr>
+                              <w:ind w:right="73" w:firstLineChars="0" w:firstLine="0"/>
+                              <w:jc w:val="center"/>
+                              <w:rPr>
+                                <w:rStyle w:val="af2"/>
+                              </w:rPr>
+                            </w:pPr>
+                            <w:r>
+                              <w:rPr>
+                                <w:rStyle w:val="af2"/>
+                                <w:rFonts w:hint="eastAsia"/>
+                              </w:rPr>
+                              <w:t>項タイトル</w:t>
+                            </w:r>
+                          </w:p>
+                        </w:tc>
+                        <w:tc>
+                          <w:tcPr>
+                            <w:tcW w:w="1471" w:type="dxa"/>
+                            <w:tcBorders>
+                              <w:top w:val="single" w:sz="8" w:space="0" w:color="000000"/>
+                              <w:bottom w:val="single" w:sz="8" w:space="0" w:color="000000"/>
+                            </w:tcBorders>
+                            <w:vAlign w:val="center"/>
+                          </w:tcPr>
+                          <w:p>
+                            <w:pPr>
+                              <w:ind w:right="73" w:firstLineChars="0" w:firstLine="0"/>
+                              <w:jc w:val="center"/>
+                              <w:rPr>
+                                <w:rStyle w:val="af2"/>
+                              </w:rPr>
+                            </w:pPr>
+                            <w:r>
+                              <w:rPr>
+                                <w:rStyle w:val="af2"/>
+                                <w:rFonts w:hint="eastAsia"/>
+                              </w:rPr>
+                              <w:t>1.1.1</w:t>
+                            </w:r>
+                            <w:r>
+                              <w:rPr>
+                                <w:rStyle w:val="af2"/>
+                                <w:rFonts w:hint="eastAsia"/>
+                              </w:rPr>
+                              <w:t>段落番号</w:t>
+                            </w:r>
+                            <w:r>
+                              <w:rPr>
+                                <w:rStyle w:val="af2"/>
+                                <w:rFonts w:hint="eastAsia"/>
+                              </w:rPr>
+                              <w:t>3</w:t>
+                            </w:r>
+                          </w:p>
+                        </w:tc>
+                        <w:tc>
+                          <w:tcPr>
+                            <w:tcW w:w="1471" w:type="dxa"/>
+                            <w:tcBorders>
+                              <w:top w:val="single" w:sz="8" w:space="0" w:color="000000"/>
+                              <w:bottom w:val="single" w:sz="8" w:space="0" w:color="000000"/>
+                            </w:tcBorders>
+                            <w:vAlign w:val="center"/>
+                          </w:tcPr>
+                          <w:p>
+                            <w:pPr>
+                              <w:ind w:right="73" w:firstLineChars="0" w:firstLine="0"/>
+                              <w:jc w:val="center"/>
+                              <w:rPr>
+                                <w:rStyle w:val="af2"/>
+                              </w:rPr>
+                            </w:pPr>
+                            <w:r>
+                              <w:rPr>
+                                <w:rStyle w:val="af2"/>
+                                <w:rFonts w:hint="eastAsia"/>
+                              </w:rPr>
+                              <w:t xml:space="preserve">Century &amp; </w:t>
+                            </w:r>
+                            <w:bookmarkStart w:id="29" w:name="OLE_LINK12"/>
+                            <w:r>
+                              <w:rPr>
+                                <w:rStyle w:val="af2"/>
+                                <w:rFonts w:hint="eastAsia"/>
+                              </w:rPr>
+                              <w:t>MS</w:t>
+                            </w:r>
+                            <w:r>
+                              <w:rPr>
+                                <w:rStyle w:val="af2"/>
+                                <w:rFonts w:hint="eastAsia"/>
+                              </w:rPr>
+                              <w:t>ゴシック</w:t>
+                            </w:r>
+                            <w:r>
+                              <w:rPr>
+                                <w:rStyle w:val="af2"/>
+                                <w:rFonts w:hint="eastAsia"/>
+                              </w:rPr>
+                              <w:t>10pt</w:t>
                             </w:r>
                             <w:bookmarkEnd w:id="29"/>
                           </w:p>
@@ -5126,7 +5227,7 @@
                                 <w:rStyle w:val="af2"/>
                                 <w:rFonts w:hint="eastAsia"/>
                               </w:rPr>
-                              <w:t>章タイトル</w:t>
+                              <w:t>本文</w:t>
                             </w:r>
                           </w:p>
                         </w:tc>
@@ -5152,21 +5253,7 @@
                                 <w:rStyle w:val="af2"/>
                                 <w:rFonts w:hint="eastAsia"/>
                               </w:rPr>
-                              <w:t xml:space="preserve">1 </w:t>
-                            </w:r>
-                            <w:r>
-                              <w:rPr>
-                                <w:rStyle w:val="af2"/>
-                                <w:rFonts w:hint="eastAsia"/>
-                              </w:rPr>
-                              <w:t>段落番号</w:t>
-                            </w:r>
-                            <w:r>
-                              <w:rPr>
-                                <w:rStyle w:val="af2"/>
-                                <w:rFonts w:hint="eastAsia"/>
-                              </w:rPr>
-                              <w:t>1</w:t>
+                              <w:t>標準</w:t>
                             </w:r>
                           </w:p>
                         </w:tc>
@@ -5187,34 +5274,27 @@
                                 <w:rStyle w:val="af2"/>
                               </w:rPr>
                             </w:pPr>
+                            <w:bookmarkStart w:id="30" w:name="OLE_LINK13"/>
                             <w:r>
                               <w:rPr>
                                 <w:rStyle w:val="af2"/>
                                 <w:rFonts w:hint="eastAsia"/>
                               </w:rPr>
-                              <w:t xml:space="preserve">Century &amp; </w:t>
-                            </w:r>
-                            <w:bookmarkStart w:id="30" w:name="OLE_LINK14"/>
+                              <w:t>Century &amp; MS</w:t>
+                            </w:r>
                             <w:r>
                               <w:rPr>
                                 <w:rStyle w:val="af2"/>
                                 <w:rFonts w:hint="eastAsia"/>
                               </w:rPr>
-                              <w:t>MS</w:t>
+                              <w:t>明朝</w:t>
                             </w:r>
                             <w:r>
                               <w:rPr>
                                 <w:rStyle w:val="af2"/>
                                 <w:rFonts w:hint="eastAsia"/>
                               </w:rPr>
-                              <w:t>ゴシック</w:t>
-                            </w:r>
-                            <w:r>
-                              <w:rPr>
-                                <w:rStyle w:val="af2"/>
-                                <w:rFonts w:hint="eastAsia"/>
-                              </w:rPr>
-                              <w:t xml:space="preserve"> 11pt</w:t>
+                              <w:t xml:space="preserve"> 10pt</w:t>
                             </w:r>
                             <w:bookmarkEnd w:id="30"/>
                           </w:p>
@@ -5247,7 +5327,7 @@
                                 <w:rStyle w:val="af2"/>
                                 <w:rFonts w:hint="eastAsia"/>
                               </w:rPr>
-                              <w:t>節タイトル</w:t>
+                              <w:t>図表番号</w:t>
                             </w:r>
                           </w:p>
                         </w:tc>
@@ -5273,24 +5353,8 @@
                                 <w:rStyle w:val="af2"/>
                                 <w:rFonts w:hint="eastAsia"/>
                               </w:rPr>
-                              <w:t xml:space="preserve">1.1 </w:t>
-                            </w:r>
-                            <w:bookmarkStart w:id="31" w:name="OLE_LINK6"/>
-                            <w:r>
-                              <w:rPr>
-                                <w:rStyle w:val="af2"/>
-                                <w:rFonts w:hint="eastAsia"/>
-                              </w:rPr>
-                              <w:t>段落番号</w:t>
-                            </w:r>
-                            <w:r>
-                              <w:rPr>
-                                <w:rStyle w:val="af2"/>
-                                <w:rFonts w:hint="eastAsia"/>
-                              </w:rPr>
-                              <w:t>2</w:t>
-                            </w:r>
-                            <w:bookmarkEnd w:id="31"/>
+                              <w:t>図表番号</w:t>
+                            </w:r>
                           </w:p>
                         </w:tc>
                         <w:tc>
@@ -5315,7 +5379,7 @@
                                 <w:rStyle w:val="af2"/>
                                 <w:rFonts w:hint="eastAsia"/>
                               </w:rPr>
-                              <w:t>Century &amp; MS</w:t>
+                              <w:t>MS</w:t>
                             </w:r>
                             <w:r>
                               <w:rPr>
@@ -5329,7 +5393,7 @@
                                 <w:rStyle w:val="af2"/>
                                 <w:rFonts w:hint="eastAsia"/>
                               </w:rPr>
-                              <w:t>10pt</w:t>
+                              <w:t>9pt</w:t>
                             </w:r>
                           </w:p>
                         </w:tc>
@@ -5361,7 +5425,7 @@
                                 <w:rStyle w:val="af2"/>
                                 <w:rFonts w:hint="eastAsia"/>
                               </w:rPr>
-                              <w:t>項タイトル</w:t>
+                              <w:t>表中文字</w:t>
                             </w:r>
                           </w:p>
                         </w:tc>
@@ -5387,21 +5451,7 @@
                                 <w:rStyle w:val="af2"/>
                                 <w:rFonts w:hint="eastAsia"/>
                               </w:rPr>
-                              <w:t>1.1.1</w:t>
-                            </w:r>
-                            <w:r>
-                              <w:rPr>
-                                <w:rStyle w:val="af2"/>
-                                <w:rFonts w:hint="eastAsia"/>
-                              </w:rPr>
-                              <w:t>段落番号</w:t>
-                            </w:r>
-                            <w:r>
-                              <w:rPr>
-                                <w:rStyle w:val="af2"/>
-                                <w:rFonts w:hint="eastAsia"/>
-                              </w:rPr>
-                              <w:t>3</w:t>
+                              <w:t>表中文字</w:t>
                             </w:r>
                           </w:p>
                         </w:tc>
@@ -5422,334 +5472,29 @@
                                 <w:rStyle w:val="af2"/>
                               </w:rPr>
                             </w:pPr>
+                            <w:bookmarkStart w:id="31" w:name="OLE_LINK15"/>
                             <w:r>
                               <w:rPr>
                                 <w:rStyle w:val="af2"/>
                                 <w:rFonts w:hint="eastAsia"/>
                               </w:rPr>
-                              <w:t xml:space="preserve">Century &amp; </w:t>
-                            </w:r>
-                            <w:bookmarkStart w:id="32" w:name="OLE_LINK12"/>
+                              <w:t>Century &amp; MS</w:t>
+                            </w:r>
                             <w:r>
                               <w:rPr>
                                 <w:rStyle w:val="af2"/>
                                 <w:rFonts w:hint="eastAsia"/>
                               </w:rPr>
-                              <w:t>MS</w:t>
+                              <w:t>明朝</w:t>
                             </w:r>
                             <w:r>
                               <w:rPr>
                                 <w:rStyle w:val="af2"/>
                                 <w:rFonts w:hint="eastAsia"/>
                               </w:rPr>
-                              <w:t>ゴシック</w:t>
-                            </w:r>
-                            <w:r>
-                              <w:rPr>
-                                <w:rStyle w:val="af2"/>
-                                <w:rFonts w:hint="eastAsia"/>
-                              </w:rPr>
-                              <w:t>10pt</w:t>
-                            </w:r>
-                            <w:bookmarkEnd w:id="32"/>
-                          </w:p>
-                        </w:tc>
-                      </w:tr>
-                      <w:tr>
-                        <w:trPr>
-                          <w:jc w:val="center"/>
-                        </w:trPr>
-                        <w:tc>
-                          <w:tcPr>
-                            <w:tcW w:w="1560" w:type="dxa"/>
-                            <w:tcBorders>
-                              <w:top w:val="single" w:sz="8" w:space="0" w:color="000000"/>
-                              <w:bottom w:val="single" w:sz="8" w:space="0" w:color="000000"/>
-                              <w:right w:val="single" w:sz="6" w:space="0" w:color="000000"/>
-                            </w:tcBorders>
-                            <w:vAlign w:val="center"/>
-                          </w:tcPr>
-                          <w:p>
-                            <w:pPr>
-                              <w:ind w:right="73" w:firstLineChars="0" w:firstLine="0"/>
-                              <w:jc w:val="center"/>
-                              <w:rPr>
-                                <w:rStyle w:val="af2"/>
-                              </w:rPr>
-                            </w:pPr>
-                            <w:r>
-                              <w:rPr>
-                                <w:rStyle w:val="af2"/>
-                                <w:rFonts w:hint="eastAsia"/>
-                              </w:rPr>
-                              <w:t>本文</w:t>
-                            </w:r>
-                          </w:p>
-                        </w:tc>
-                        <w:tc>
-                          <w:tcPr>
-                            <w:tcW w:w="1471" w:type="dxa"/>
-                            <w:tcBorders>
-                              <w:top w:val="single" w:sz="8" w:space="0" w:color="000000"/>
-                              <w:bottom w:val="single" w:sz="8" w:space="0" w:color="000000"/>
-                            </w:tcBorders>
-                            <w:vAlign w:val="center"/>
-                          </w:tcPr>
-                          <w:p>
-                            <w:pPr>
-                              <w:ind w:right="73" w:firstLineChars="0" w:firstLine="0"/>
-                              <w:jc w:val="center"/>
-                              <w:rPr>
-                                <w:rStyle w:val="af2"/>
-                              </w:rPr>
-                            </w:pPr>
-                            <w:r>
-                              <w:rPr>
-                                <w:rStyle w:val="af2"/>
-                                <w:rFonts w:hint="eastAsia"/>
-                              </w:rPr>
-                              <w:t>標準</w:t>
-                            </w:r>
-                          </w:p>
-                        </w:tc>
-                        <w:tc>
-                          <w:tcPr>
-                            <w:tcW w:w="1471" w:type="dxa"/>
-                            <w:tcBorders>
-                              <w:top w:val="single" w:sz="8" w:space="0" w:color="000000"/>
-                              <w:bottom w:val="single" w:sz="8" w:space="0" w:color="000000"/>
-                            </w:tcBorders>
-                            <w:vAlign w:val="center"/>
-                          </w:tcPr>
-                          <w:p>
-                            <w:pPr>
-                              <w:ind w:right="73" w:firstLineChars="0" w:firstLine="0"/>
-                              <w:jc w:val="center"/>
-                              <w:rPr>
-                                <w:rStyle w:val="af2"/>
-                              </w:rPr>
-                            </w:pPr>
-                            <w:bookmarkStart w:id="33" w:name="OLE_LINK13"/>
-                            <w:r>
-                              <w:rPr>
-                                <w:rStyle w:val="af2"/>
-                                <w:rFonts w:hint="eastAsia"/>
-                              </w:rPr>
-                              <w:t>Century &amp; MS</w:t>
-                            </w:r>
-                            <w:r>
-                              <w:rPr>
-                                <w:rStyle w:val="af2"/>
-                                <w:rFonts w:hint="eastAsia"/>
-                              </w:rPr>
-                              <w:t>明朝</w:t>
-                            </w:r>
-                            <w:r>
-                              <w:rPr>
-                                <w:rStyle w:val="af2"/>
-                                <w:rFonts w:hint="eastAsia"/>
-                              </w:rPr>
-                              <w:t xml:space="preserve"> 10pt</w:t>
-                            </w:r>
-                            <w:bookmarkEnd w:id="33"/>
-                          </w:p>
-                        </w:tc>
-                      </w:tr>
-                      <w:tr>
-                        <w:trPr>
-                          <w:jc w:val="center"/>
-                        </w:trPr>
-                        <w:tc>
-                          <w:tcPr>
-                            <w:tcW w:w="1560" w:type="dxa"/>
-                            <w:tcBorders>
-                              <w:top w:val="single" w:sz="8" w:space="0" w:color="000000"/>
-                              <w:bottom w:val="single" w:sz="8" w:space="0" w:color="000000"/>
-                              <w:right w:val="single" w:sz="6" w:space="0" w:color="000000"/>
-                            </w:tcBorders>
-                            <w:vAlign w:val="center"/>
-                          </w:tcPr>
-                          <w:p>
-                            <w:pPr>
-                              <w:ind w:right="73" w:firstLineChars="0" w:firstLine="0"/>
-                              <w:jc w:val="center"/>
-                              <w:rPr>
-                                <w:rStyle w:val="af2"/>
-                              </w:rPr>
-                            </w:pPr>
-                            <w:r>
-                              <w:rPr>
-                                <w:rStyle w:val="af2"/>
-                                <w:rFonts w:hint="eastAsia"/>
-                              </w:rPr>
-                              <w:t>図表番号</w:t>
-                            </w:r>
-                          </w:p>
-                        </w:tc>
-                        <w:tc>
-                          <w:tcPr>
-                            <w:tcW w:w="1471" w:type="dxa"/>
-                            <w:tcBorders>
-                              <w:top w:val="single" w:sz="8" w:space="0" w:color="000000"/>
-                              <w:bottom w:val="single" w:sz="8" w:space="0" w:color="000000"/>
-                            </w:tcBorders>
-                            <w:vAlign w:val="center"/>
-                          </w:tcPr>
-                          <w:p>
-                            <w:pPr>
-                              <w:ind w:right="73" w:firstLineChars="0" w:firstLine="0"/>
-                              <w:jc w:val="center"/>
-                              <w:rPr>
-                                <w:rStyle w:val="af2"/>
-                              </w:rPr>
-                            </w:pPr>
-                            <w:r>
-                              <w:rPr>
-                                <w:rStyle w:val="af2"/>
-                                <w:rFonts w:hint="eastAsia"/>
-                              </w:rPr>
-                              <w:t>図表番号</w:t>
-                            </w:r>
-                          </w:p>
-                        </w:tc>
-                        <w:tc>
-                          <w:tcPr>
-                            <w:tcW w:w="1471" w:type="dxa"/>
-                            <w:tcBorders>
-                              <w:top w:val="single" w:sz="8" w:space="0" w:color="000000"/>
-                              <w:bottom w:val="single" w:sz="8" w:space="0" w:color="000000"/>
-                            </w:tcBorders>
-                            <w:vAlign w:val="center"/>
-                          </w:tcPr>
-                          <w:p>
-                            <w:pPr>
-                              <w:ind w:right="73" w:firstLineChars="0" w:firstLine="0"/>
-                              <w:jc w:val="center"/>
-                              <w:rPr>
-                                <w:rStyle w:val="af2"/>
-                              </w:rPr>
-                            </w:pPr>
-                            <w:r>
-                              <w:rPr>
-                                <w:rStyle w:val="af2"/>
-                                <w:rFonts w:hint="eastAsia"/>
-                              </w:rPr>
-                              <w:t>MS</w:t>
-                            </w:r>
-                            <w:r>
-                              <w:rPr>
-                                <w:rStyle w:val="af2"/>
-                                <w:rFonts w:hint="eastAsia"/>
-                              </w:rPr>
-                              <w:t>ゴシック</w:t>
-                            </w:r>
-                            <w:r>
-                              <w:rPr>
-                                <w:rStyle w:val="af2"/>
-                                <w:rFonts w:hint="eastAsia"/>
-                              </w:rPr>
-                              <w:t>9pt</w:t>
-                            </w:r>
-                          </w:p>
-                        </w:tc>
-                      </w:tr>
-                      <w:tr>
-                        <w:trPr>
-                          <w:jc w:val="center"/>
-                        </w:trPr>
-                        <w:tc>
-                          <w:tcPr>
-                            <w:tcW w:w="1560" w:type="dxa"/>
-                            <w:tcBorders>
-                              <w:top w:val="single" w:sz="8" w:space="0" w:color="000000"/>
-                              <w:bottom w:val="single" w:sz="8" w:space="0" w:color="000000"/>
-                              <w:right w:val="single" w:sz="6" w:space="0" w:color="000000"/>
-                            </w:tcBorders>
-                            <w:vAlign w:val="center"/>
-                          </w:tcPr>
-                          <w:p>
-                            <w:pPr>
-                              <w:ind w:right="73" w:firstLineChars="0" w:firstLine="0"/>
-                              <w:jc w:val="center"/>
-                              <w:rPr>
-                                <w:rStyle w:val="af2"/>
-                              </w:rPr>
-                            </w:pPr>
-                            <w:r>
-                              <w:rPr>
-                                <w:rStyle w:val="af2"/>
-                                <w:rFonts w:hint="eastAsia"/>
-                              </w:rPr>
-                              <w:t>表中文字</w:t>
-                            </w:r>
-                          </w:p>
-                        </w:tc>
-                        <w:tc>
-                          <w:tcPr>
-                            <w:tcW w:w="1471" w:type="dxa"/>
-                            <w:tcBorders>
-                              <w:top w:val="single" w:sz="8" w:space="0" w:color="000000"/>
-                              <w:bottom w:val="single" w:sz="8" w:space="0" w:color="000000"/>
-                            </w:tcBorders>
-                            <w:vAlign w:val="center"/>
-                          </w:tcPr>
-                          <w:p>
-                            <w:pPr>
-                              <w:ind w:right="73" w:firstLineChars="0" w:firstLine="0"/>
-                              <w:jc w:val="center"/>
-                              <w:rPr>
-                                <w:rStyle w:val="af2"/>
-                              </w:rPr>
-                            </w:pPr>
-                            <w:r>
-                              <w:rPr>
-                                <w:rStyle w:val="af2"/>
-                                <w:rFonts w:hint="eastAsia"/>
-                              </w:rPr>
-                              <w:t>表中文字</w:t>
-                            </w:r>
-                          </w:p>
-                        </w:tc>
-                        <w:tc>
-                          <w:tcPr>
-                            <w:tcW w:w="1471" w:type="dxa"/>
-                            <w:tcBorders>
-                              <w:top w:val="single" w:sz="8" w:space="0" w:color="000000"/>
-                              <w:bottom w:val="single" w:sz="8" w:space="0" w:color="000000"/>
-                            </w:tcBorders>
-                            <w:vAlign w:val="center"/>
-                          </w:tcPr>
-                          <w:p>
-                            <w:pPr>
-                              <w:ind w:right="73" w:firstLineChars="0" w:firstLine="0"/>
-                              <w:jc w:val="center"/>
-                              <w:rPr>
-                                <w:rStyle w:val="af2"/>
-                              </w:rPr>
-                            </w:pPr>
-                            <w:bookmarkStart w:id="34" w:name="OLE_LINK15"/>
-                            <w:r>
-                              <w:rPr>
-                                <w:rStyle w:val="af2"/>
-                                <w:rFonts w:hint="eastAsia"/>
-                              </w:rPr>
-                              <w:t>Century &amp; MS</w:t>
-                            </w:r>
-                            <w:r>
-                              <w:rPr>
-                                <w:rStyle w:val="af2"/>
-                                <w:rFonts w:hint="eastAsia"/>
-                              </w:rPr>
-                              <w:t>明朝</w:t>
-                            </w:r>
-                            <w:r>
-                              <w:rPr>
-                                <w:rStyle w:val="af2"/>
-                                <w:rFonts w:hint="eastAsia"/>
-                              </w:rPr>
                               <w:t xml:space="preserve"> 8pt</w:t>
                             </w:r>
-                            <w:bookmarkEnd w:id="34"/>
+                            <w:bookmarkEnd w:id="31"/>
                           </w:p>
                         </w:tc>
                       </w:tr>
@@ -6568,7 +6313,7 @@
                               <w:ind w:right="73" w:firstLineChars="0" w:firstLine="0"/>
                               <w:jc w:val="left"/>
                             </w:pPr>
-                            <w:bookmarkStart w:id="35" w:name="_Ref391540958"/>
+                            <w:bookmarkStart w:id="32" w:name="_Ref391540958"/>
                             <w:r>
                               <w:rPr>
                                 <w:rFonts w:hint="eastAsia"/>
@@ -6620,7 +6365,7 @@
                             <w:r>
                               <w:fldChar w:fldCharType="end"/>
                             </w:r>
-                            <w:bookmarkEnd w:id="35"/>
+                            <w:bookmarkEnd w:id="32"/>
                             <w:r>
                               <w:t>．</w:t>
                             </w:r>
@@ -6960,7 +6705,7 @@
                         <w:ind w:right="73" w:firstLineChars="0" w:firstLine="0"/>
                         <w:jc w:val="left"/>
                       </w:pPr>
-                      <w:bookmarkStart w:id="36" w:name="_Ref391540958"/>
+                      <w:bookmarkStart w:id="33" w:name="_Ref391540958"/>
                       <w:r>
                         <w:rPr>
                           <w:rFonts w:hint="eastAsia"/>
@@ -7012,7 +6757,7 @@
                       <w:r>
                         <w:fldChar w:fldCharType="end"/>
                       </w:r>
-                      <w:bookmarkEnd w:id="36"/>
+                      <w:bookmarkEnd w:id="33"/>
                       <w:r>
                         <w:t>．</w:t>
                       </w:r>
@@ -7571,7 +7316,6 @@
           <w:rFonts w:hint="eastAsia"/>
           <w:noProof/>
         </w:rPr>
-        <w:lastRenderedPageBreak/>
         <mc:AlternateContent>
           <mc:Choice Requires="wpg">
             <w:drawing>
@@ -7770,7 +7514,14 @@
         <w:rPr>
           <w:rFonts w:hint="eastAsia"/>
         </w:rPr>
-        <w:t>る必要はない．</w:t>
+        <w:t>る必要は</w:t>
+      </w:r>
+      <w:r>
+        <w:rPr>
+          <w:rFonts w:hint="eastAsia"/>
+        </w:rPr>
+        <w:lastRenderedPageBreak/>
+        <w:t>ない．</w:t>
       </w:r>
       <w:r>
         <w:rPr>
@@ -8379,7 +8130,7 @@
                               <w:ind w:right="73" w:firstLineChars="0" w:firstLine="0"/>
                               <w:jc w:val="left"/>
                             </w:pPr>
-                            <w:bookmarkStart w:id="37" w:name="_Ref361212037"/>
+                            <w:bookmarkStart w:id="34" w:name="_Ref361212037"/>
                             <w:r>
                               <w:rPr>
                                 <w:rFonts w:hint="eastAsia"/>
@@ -8431,7 +8182,7 @@
                             <w:r>
                               <w:fldChar w:fldCharType="end"/>
                             </w:r>
-                            <w:bookmarkEnd w:id="37"/>
+                            <w:bookmarkEnd w:id="34"/>
                             <w:r>
                               <w:t>．</w:t>
                             </w:r>
@@ -8458,7 +8209,7 @@
                               <w:pStyle w:val="af6"/>
                               <w:ind w:right="73" w:firstLine="157"/>
                             </w:pPr>
-                            <w:bookmarkStart w:id="38" w:name="_Ref391549316"/>
+                            <w:bookmarkStart w:id="35" w:name="_Ref391549316"/>
                             <w:r>
                               <w:t>表</w:t>
                             </w:r>
@@ -8489,7 +8240,7 @@
                             <w:r>
                               <w:fldChar w:fldCharType="end"/>
                             </w:r>
-                            <w:bookmarkEnd w:id="38"/>
+                            <w:bookmarkEnd w:id="35"/>
                             <w:r>
                               <w:rPr>
                                 <w:rFonts w:hint="eastAsia"/>
@@ -8876,7 +8627,7 @@
                         <w:ind w:right="73" w:firstLineChars="0" w:firstLine="0"/>
                         <w:jc w:val="left"/>
                       </w:pPr>
-                      <w:bookmarkStart w:id="39" w:name="_Ref361212037"/>
+                      <w:bookmarkStart w:id="36" w:name="_Ref361212037"/>
                       <w:r>
                         <w:rPr>
                           <w:rFonts w:hint="eastAsia"/>
@@ -8928,7 +8679,7 @@
                       <w:r>
                         <w:fldChar w:fldCharType="end"/>
                       </w:r>
-                      <w:bookmarkEnd w:id="39"/>
+                      <w:bookmarkEnd w:id="36"/>
                       <w:r>
                         <w:t>．</w:t>
                       </w:r>
@@ -8955,7 +8706,7 @@
                         <w:pStyle w:val="af6"/>
                         <w:ind w:right="73" w:firstLine="157"/>
                       </w:pPr>
-                      <w:bookmarkStart w:id="40" w:name="_Ref391549316"/>
+                      <w:bookmarkStart w:id="37" w:name="_Ref391549316"/>
                       <w:r>
                         <w:t>表</w:t>
                       </w:r>
@@ -8986,7 +8737,7 @@
                       <w:r>
                         <w:fldChar w:fldCharType="end"/>
                       </w:r>
-                      <w:bookmarkEnd w:id="40"/>
+                      <w:bookmarkEnd w:id="37"/>
                       <w:r>
                         <w:rPr>
                           <w:rFonts w:hint="eastAsia"/>
@@ -9416,7 +9167,7 @@
                               <w:ind w:right="73" w:firstLineChars="0" w:firstLine="0"/>
                               <w:jc w:val="left"/>
                             </w:pPr>
-                            <w:bookmarkStart w:id="41" w:name="_Ref391549081"/>
+                            <w:bookmarkStart w:id="38" w:name="_Ref391549081"/>
                             <w:r>
                               <w:rPr>
                                 <w:rFonts w:hint="eastAsia"/>
@@ -9468,7 +9219,7 @@
                             <w:r>
                               <w:fldChar w:fldCharType="end"/>
                             </w:r>
-                            <w:bookmarkEnd w:id="41"/>
+                            <w:bookmarkEnd w:id="38"/>
                             <w:r>
                               <w:t>．</w:t>
                             </w:r>
@@ -9584,7 +9335,7 @@
                         <w:ind w:right="73" w:firstLineChars="0" w:firstLine="0"/>
                         <w:jc w:val="left"/>
                       </w:pPr>
-                      <w:bookmarkStart w:id="42" w:name="_Ref391549081"/>
+                      <w:bookmarkStart w:id="39" w:name="_Ref391549081"/>
                       <w:r>
                         <w:rPr>
                           <w:rFonts w:hint="eastAsia"/>
@@ -9636,7 +9387,7 @@
                       <w:r>
                         <w:fldChar w:fldCharType="end"/>
                       </w:r>
-                      <w:bookmarkEnd w:id="42"/>
+                      <w:bookmarkEnd w:id="39"/>
                       <w:r>
                         <w:t>．</w:t>
                       </w:r>
@@ -9817,14 +9568,14 @@
         <w:pStyle w:val="30"/>
         <w:ind w:left="788" w:hangingChars="400" w:hanging="788"/>
       </w:pPr>
-      <w:bookmarkStart w:id="43" w:name="_Ref392764923"/>
+      <w:bookmarkStart w:id="40" w:name="_Ref392764923"/>
       <w:r>
         <w:rPr>
           <w:rFonts w:hint="eastAsia"/>
         </w:rPr>
         <w:t>本文からの参照と配置</w:t>
       </w:r>
-      <w:bookmarkEnd w:id="43"/>
+      <w:bookmarkEnd w:id="40"/>
     </w:p>
     <w:p>
       <w:pPr>
@@ -10205,14 +9956,7 @@
         <w:rPr>
           <w:rFonts w:hint="eastAsia"/>
         </w:rPr>
-        <w:t>番号を振っていて，順番がおかしくなった場合もアンカーの出現順</w:t>
-      </w:r>
-      <w:r>
-        <w:rPr>
-          <w:rFonts w:hint="eastAsia"/>
-        </w:rPr>
-        <w:lastRenderedPageBreak/>
-        <w:t>番を確認</w:t>
+        <w:t>番号を振っていて，順番がおかしくなった場合もアンカーの出現順番を確認</w:t>
       </w:r>
       <w:r>
         <w:rPr>
@@ -10236,6 +9980,7 @@
         <w:rPr>
           <w:rFonts w:hint="eastAsia"/>
         </w:rPr>
+        <w:lastRenderedPageBreak/>
         <w:t>キャプション</w:t>
       </w:r>
       <w:r>
@@ -10747,7 +10492,7 @@
                 <v:shape id="_x0000_i1025" type="#_x0000_t75" alt="" style="width:9pt;height:18pt;mso-width-percent:0;mso-height-percent:0;mso-width-percent:0;mso-height-percent:0" o:ole="">
                   <v:imagedata r:id="rId24" o:title=""/>
                 </v:shape>
-                <o:OLEObject Type="Embed" ProgID="Equation.3" ShapeID="_x0000_i1025" DrawAspect="Content" ObjectID="_1842387168" r:id="rId25"/>
+                <o:OLEObject Type="Embed" ProgID="Equation.3" ShapeID="_x0000_i1025" DrawAspect="Content" ObjectID="_1849373860" r:id="rId25"/>
               </w:object>
             </w:r>
             <w:r>
@@ -10759,7 +10504,7 @@
                 <v:shape id="_x0000_i1026" type="#_x0000_t75" alt="" style="width:66pt;height:24pt;mso-width-percent:0;mso-height-percent:0;mso-width-percent:0;mso-height-percent:0" o:ole="">
                   <v:imagedata r:id="rId26" o:title=""/>
                 </v:shape>
-                <o:OLEObject Type="Embed" ProgID="Equation.3" ShapeID="_x0000_i1026" DrawAspect="Content" ObjectID="_1842387169" r:id="rId27"/>
+                <o:OLEObject Type="Embed" ProgID="Equation.3" ShapeID="_x0000_i1026" DrawAspect="Content" ObjectID="_1849373861" r:id="rId27"/>
               </w:object>
             </w:r>
           </w:p>
@@ -10846,7 +10591,7 @@
                 <v:shape id="_x0000_i1027" type="#_x0000_t75" alt="" style="width:9pt;height:18pt;mso-width-percent:0;mso-height-percent:0;mso-width-percent:0;mso-height-percent:0" o:ole="">
                   <v:imagedata r:id="rId24" o:title=""/>
                 </v:shape>
-                <o:OLEObject Type="Embed" ProgID="Equation.3" ShapeID="_x0000_i1027" DrawAspect="Content" ObjectID="_1842387170" r:id="rId28"/>
+                <o:OLEObject Type="Embed" ProgID="Equation.3" ShapeID="_x0000_i1027" DrawAspect="Content" ObjectID="_1849373862" r:id="rId28"/>
               </w:object>
             </w:r>
             <w:r>
@@ -10858,7 +10603,7 @@
                 <v:shape id="_x0000_i1028" type="#_x0000_t75" alt="" style="width:66pt;height:24pt;mso-width-percent:0;mso-height-percent:0;mso-width-percent:0;mso-height-percent:0" o:ole="">
                   <v:imagedata r:id="rId26" o:title=""/>
                 </v:shape>
-                <o:OLEObject Type="Embed" ProgID="Equation.3" ShapeID="_x0000_i1028" DrawAspect="Content" ObjectID="_1842387171" r:id="rId29"/>
+                <o:OLEObject Type="Embed" ProgID="Equation.3" ShapeID="_x0000_i1028" DrawAspect="Content" ObjectID="_1849373863" r:id="rId29"/>
               </w:object>
             </w:r>
           </w:p>
@@ -11475,7 +11220,6 @@
         <w:rPr>
           <w:rFonts w:hint="eastAsia"/>
         </w:rPr>
-        <w:lastRenderedPageBreak/>
         <w:t>謝辞</w:t>
       </w:r>
     </w:p>
@@ -11487,6 +11231,7 @@
         <w:rPr>
           <w:rFonts w:hint="eastAsia"/>
         </w:rPr>
+        <w:lastRenderedPageBreak/>
         <w:t>シングルブラインド査読のため，</w:t>
       </w:r>
       <w:r>
@@ -11626,7 +11371,7 @@
       <w:pPr>
         <w:pStyle w:val="a"/>
       </w:pPr>
-      <w:bookmarkStart w:id="44" w:name="_Ref391552394"/>
+      <w:bookmarkStart w:id="41" w:name="_Ref391552394"/>
       <w:r>
         <w:t>H. Aoki, B. Schiele, and A. Pentland. Realtime personal positioning system for wearable computers. Proc</w:t>
       </w:r>
@@ -11657,13 +11402,13 @@
       <w:r>
         <w:t xml:space="preserve"> Wearable Computers, pp. 37-43, 1999.</w:t>
       </w:r>
-      <w:bookmarkEnd w:id="44"/>
+      <w:bookmarkEnd w:id="41"/>
     </w:p>
     <w:p>
       <w:pPr>
         <w:pStyle w:val="a"/>
       </w:pPr>
-      <w:bookmarkStart w:id="45" w:name="_Ref361211721"/>
+      <w:bookmarkStart w:id="42" w:name="_Ref361211721"/>
       <w:r>
         <w:t>IEEE Style Manual</w:t>
       </w:r>
@@ -11733,7 +11478,7 @@
         </w:rPr>
         <w:t xml:space="preserve"> </w:t>
       </w:r>
-      <w:bookmarkEnd w:id="45"/>
+      <w:bookmarkEnd w:id="42"/>
       <w:r>
         <w:br/>
       </w:r>
@@ -11869,7 +11614,7 @@
       <w:pPr>
         <w:pStyle w:val="a"/>
       </w:pPr>
-      <w:bookmarkStart w:id="46" w:name="_Ref391552438"/>
+      <w:bookmarkStart w:id="43" w:name="_Ref391552438"/>
       <w:r>
         <w:t>暦本純一</w:t>
       </w:r>
@@ -11908,7 +11653,7 @@
       <w:r>
         <w:t>, 2000.</w:t>
       </w:r>
-      <w:bookmarkEnd w:id="46"/>
+      <w:bookmarkEnd w:id="43"/>
     </w:p>
     <w:p>
       <w:pPr>
@@ -12585,7 +12330,6 @@
       <w:ind w:right="76" w:firstLineChars="0" w:firstLine="0"/>
       <w:jc w:val="center"/>
       <w:rPr>
-        <w:rFonts w:hint="eastAsia"/>
         <w:sz w:val="16"/>
         <w:szCs w:val="15"/>
       </w:rPr>
